--- a/lib/Capstone Project 2 Template_.docx
+++ b/lib/Capstone Project 2 Template_.docx
@@ -441,7 +441,6 @@
           <w:sz w:val="40"/>
           <w:szCs w:val="40"/>
         </w:rPr>
-        <w:lastRenderedPageBreak/>
         <w:t>Table of Contents</w:t>
       </w:r>
     </w:p>
@@ -465,7 +464,6 @@
           <w:docPartUnique/>
         </w:docPartObj>
       </w:sdtPr>
-      <w:sdtEndPr/>
       <w:sdtContent>
         <w:p>
           <w:pPr>
@@ -1786,7 +1784,6 @@
       </w:pPr>
       <w:bookmarkStart w:id="0" w:name="_Toc213586130"/>
       <w:r>
-        <w:lastRenderedPageBreak/>
         <w:t xml:space="preserve">Application </w:t>
       </w:r>
       <w:r>
@@ -1812,6 +1809,313 @@
       </w:r>
       <w:bookmarkEnd w:id="1"/>
     </w:p>
+    <w:p/>
+    <w:p>
+      <w:r>
+        <w:t>Vet2U is a mobile veterinary care application that brings professional animal healthcare directly to pet owners' homes through equipped mobile vans.</w:t>
+      </w:r>
+    </w:p>
+    <w:p/>
+    <w:p>
+      <w:r>
+        <w:t>Core Services</w:t>
+      </w:r>
+    </w:p>
+    <w:p>
+      <w:r>
+        <w:t>- House-call veterinary visits for routine check-ups, vaccinations, and treatments</w:t>
+      </w:r>
+    </w:p>
+    <w:p>
+      <w:r>
+        <w:t>- 24/7 emergency animal care with rapid response</w:t>
+      </w:r>
+    </w:p>
+    <w:p>
+      <w:r>
+        <w:t>- Preventive care including health screenings and wellness exams</w:t>
+      </w:r>
+    </w:p>
+    <w:p/>
+    <w:p>
+      <w:r>
+        <w:t xml:space="preserve"> User Roles</w:t>
+      </w:r>
+    </w:p>
+    <w:p/>
+    <w:p>
+      <w:r>
+        <w:t>Pet Owners can register multiple pets, book appointments online, track approaching vans in real-time, access digital medical records, make secure payments, and receive health reminders.</w:t>
+      </w:r>
+    </w:p>
+    <w:p/>
+    <w:p>
+      <w:r>
+        <w:t>Veterinarians manage schedules, access patient histories, record treatments on-site, upload documents, track inventory, and handle emergency dispatching.</w:t>
+      </w:r>
+    </w:p>
+    <w:p/>
+    <w:p>
+      <w:r>
+        <w:t>Drivers navigate optimized routes, update service status, and perform vehicle maintenance checks.</w:t>
+      </w:r>
+    </w:p>
+    <w:p/>
+    <w:p>
+      <w:proofErr w:type="gramStart"/>
+      <w:r>
+        <w:t>Administrator</w:t>
+      </w:r>
+      <w:proofErr w:type="gramEnd"/>
+      <w:r>
+        <w:t xml:space="preserve"> oversee operations, manage users and services, generate reports, and ensure compliance.</w:t>
+      </w:r>
+    </w:p>
+    <w:p/>
+    <w:p>
+      <w:r>
+        <w:t xml:space="preserve"> Service Coverage</w:t>
+      </w:r>
+    </w:p>
+    <w:p>
+      <w:r>
+        <w:t>- GPS-based service zones in urban and suburban areas</w:t>
+      </w:r>
+    </w:p>
+    <w:p>
+      <w:r>
+        <w:t>- Flexible scheduling including weekends and holidays</w:t>
+      </w:r>
+    </w:p>
+    <w:p>
+      <w:r>
+        <w:t>- Priority emergency response</w:t>
+      </w:r>
+    </w:p>
+    <w:p>
+      <w:r>
+        <w:t>- Multi-language support (English/Arabic)</w:t>
+      </w:r>
+    </w:p>
+    <w:p/>
+    <w:p>
+      <w:r>
+        <w:t xml:space="preserve"> Functional Requirements</w:t>
+      </w:r>
+    </w:p>
+    <w:p/>
+    <w:p>
+      <w:r>
+        <w:t>1. Core Booking Functions</w:t>
+      </w:r>
+    </w:p>
+    <w:p>
+      <w:r>
+        <w:t>•</w:t>
+      </w:r>
+      <w:r>
+        <w:tab/>
+        <w:t>Online Scheduling: Calendar API integration for online appointment booking.</w:t>
+      </w:r>
+    </w:p>
+    <w:p>
+      <w:r>
+        <w:t>•</w:t>
+      </w:r>
+      <w:r>
+        <w:tab/>
+        <w:t>Real-Time Availability: WebSocket live updates for clinic availability.</w:t>
+      </w:r>
+    </w:p>
+    <w:p>
+      <w:r>
+        <w:t>•</w:t>
+      </w:r>
+      <w:r>
+        <w:tab/>
+        <w:t>Multi-Language Booking: i18n localization library for multiple languages.</w:t>
+      </w:r>
+    </w:p>
+    <w:p>
+      <w:r>
+        <w:t>•</w:t>
+      </w:r>
+      <w:r>
+        <w:tab/>
+        <w:t>Cancellation Management: Automated refund processing for canceled appointments.</w:t>
+      </w:r>
+    </w:p>
+    <w:p/>
+    <w:p>
+      <w:r>
+        <w:t>2. Pet Owner Functions</w:t>
+      </w:r>
+    </w:p>
+    <w:p>
+      <w:r>
+        <w:t>•</w:t>
+      </w:r>
+      <w:r>
+        <w:tab/>
+        <w:t>Animal Profile Management: Add, edit, delete animal details (name, species, breed, age, medical history, vaccination status). Upload documents and images.</w:t>
+      </w:r>
+    </w:p>
+    <w:p>
+      <w:r>
+        <w:t>•</w:t>
+      </w:r>
+      <w:r>
+        <w:tab/>
+        <w:t>Medical History Access: View past treatments, prescriptions, vaccination records; download PDF.</w:t>
+      </w:r>
+    </w:p>
+    <w:p>
+      <w:r>
+        <w:t>•</w:t>
+      </w:r>
+      <w:r>
+        <w:tab/>
+        <w:t>Service Requests: Request urgent services with location sharing; request non-urgent checkups.</w:t>
+      </w:r>
+    </w:p>
+    <w:p>
+      <w:r>
+        <w:t>•</w:t>
+      </w:r>
+      <w:r>
+        <w:tab/>
+        <w:t>Payment &amp; Billing: Online payment options; view invoices and payment history.</w:t>
+      </w:r>
+    </w:p>
+    <w:p>
+      <w:r>
+        <w:t>•</w:t>
+      </w:r>
+      <w:r>
+        <w:tab/>
+        <w:t>Notifications &amp; Reminders: Receive reminders for vaccinations, checkups, follow-ups, and mobile clinic arrivals.</w:t>
+      </w:r>
+    </w:p>
+    <w:p/>
+    <w:p>
+      <w:r>
+        <w:t>3. Doctor Functions</w:t>
+      </w:r>
+    </w:p>
+    <w:p>
+      <w:r>
+        <w:t>•</w:t>
+      </w:r>
+      <w:r>
+        <w:tab/>
+        <w:t>Appointment Management: View upcoming appointments; accept, reschedule, reject requests.</w:t>
+      </w:r>
+    </w:p>
+    <w:p>
+      <w:r>
+        <w:t>•</w:t>
+      </w:r>
+      <w:r>
+        <w:tab/>
+        <w:t>Treatment Recording: Record diagnoses, prescriptions, procedures; update animal health records.</w:t>
+      </w:r>
+    </w:p>
+    <w:p>
+      <w:r>
+        <w:t>•</w:t>
+      </w:r>
+      <w:r>
+        <w:tab/>
+        <w:t>Inventory Management: Track medical supplies and vaccines; receive low-stock alerts.</w:t>
+      </w:r>
+    </w:p>
+    <w:p>
+      <w:r>
+        <w:t>•</w:t>
+      </w:r>
+      <w:r>
+        <w:tab/>
+        <w:t>Emergency Dispatch Approval: Approve urgent cases and notify drivers.</w:t>
+      </w:r>
+    </w:p>
+    <w:p/>
+    <w:p>
+      <w:r>
+        <w:t>4. Driver Functions</w:t>
+      </w:r>
+    </w:p>
+    <w:p>
+      <w:r>
+        <w:t>•</w:t>
+      </w:r>
+      <w:r>
+        <w:tab/>
+        <w:t>Route Navigation: Real-time GPS directions; optimized daily route for multiple appointments.</w:t>
+      </w:r>
+    </w:p>
+    <w:p>
+      <w:r>
+        <w:t>•</w:t>
+      </w:r>
+      <w:r>
+        <w:tab/>
+        <w:t>Status Updates: Mark status as "On the way," "Arrived," or "Completed"; report delays.</w:t>
+      </w:r>
+    </w:p>
+    <w:p>
+      <w:r>
+        <w:t>•</w:t>
+      </w:r>
+      <w:r>
+        <w:tab/>
+        <w:t>Vehicle &amp; Equipment Checks: Daily vehicle condition reports; report missing/malfunctioning equipment.</w:t>
+      </w:r>
+    </w:p>
+    <w:p/>
+    <w:p>
+      <w:r>
+        <w:t>5. Admin Functions</w:t>
+      </w:r>
+    </w:p>
+    <w:p>
+      <w:r>
+        <w:t>•</w:t>
+      </w:r>
+      <w:r>
+        <w:tab/>
+        <w:t>User Management: Manage pet owner, doctor, and driver accounts; assign permissions and roles.</w:t>
+      </w:r>
+    </w:p>
+    <w:p>
+      <w:r>
+        <w:t>•</w:t>
+      </w:r>
+      <w:r>
+        <w:tab/>
+        <w:t>Service Management: Add, edit, remove veterinary services; adjust pricing and promotions.</w:t>
+      </w:r>
+    </w:p>
+    <w:p>
+      <w:r>
+        <w:t>•</w:t>
+      </w:r>
+      <w:r>
+        <w:tab/>
+        <w:t>Reporting &amp; Analytics: Daily, weekly, monthly performance reports; monitor emergency vs. routine cases.</w:t>
+      </w:r>
+    </w:p>
+    <w:p>
+      <w:r>
+        <w:t>•</w:t>
+      </w:r>
+      <w:r>
+        <w:tab/>
+        <w:t>Compliance &amp; Records: Ensure regulatory compliance; maintain logs for inspections.</w:t>
+      </w:r>
+      <w:r>
+        <w:t xml:space="preserve"> </w:t>
+      </w:r>
+    </w:p>
     <w:p>
       <w:r>
         <w:t xml:space="preserve"> </w:t>
@@ -1875,6 +2179,1981 @@
         </w:rPr>
         <w:t xml:space="preserve"> system or project that show how it works, how components interact, and what each part does — in a clear and detailed way.</w:t>
       </w:r>
+    </w:p>
+    <w:p>
+      <w:pPr>
+        <w:spacing w:after="80"/>
+        <w:jc w:val="both"/>
+        <w:rPr>
+          <w:rFonts w:ascii="Times New Roman" w:eastAsia="Times New Roman" w:hAnsi="Times New Roman" w:cs="Times New Roman"/>
+          <w:sz w:val="26"/>
+          <w:szCs w:val="26"/>
+        </w:rPr>
+      </w:pPr>
+    </w:p>
+    <w:p>
+      <w:pPr>
+        <w:spacing w:after="80"/>
+        <w:jc w:val="both"/>
+      </w:pPr>
+      <w:r>
+        <w:t xml:space="preserve">The system is based on </w:t>
+      </w:r>
+      <w:proofErr w:type="gramStart"/>
+      <w:r>
+        <w:t>a monolithic</w:t>
+      </w:r>
+      <w:proofErr w:type="gramEnd"/>
+      <w:r>
+        <w:t xml:space="preserve"> application architecture where all front-end functions, business logic, and data management are integrated into a single application running on the user's local device.</w:t>
+      </w:r>
+    </w:p>
+    <w:p>
+      <w:pPr>
+        <w:pStyle w:val="MdParagraph"/>
+      </w:pPr>
+      <w:r>
+        <w:t>Figure 1 illustrates the actual component diagram of the system, which was derived from the source code. This diagram depicts the real components (Providers/Services) present in the application and how they interact with the local database and external systems.</w:t>
+      </w:r>
+    </w:p>
+    <w:p>
+      <w:pPr>
+        <w:spacing w:after="80"/>
+        <w:jc w:val="both"/>
+        <w:rPr>
+          <w:rFonts w:ascii="Times New Roman" w:eastAsia="Times New Roman" w:hAnsi="Times New Roman" w:cs="Times New Roman"/>
+          <w:sz w:val="26"/>
+          <w:szCs w:val="26"/>
+          <w:lang w:val="en-GB"/>
+        </w:rPr>
+      </w:pPr>
+      <w:r>
+        <w:rPr>
+          <w:noProof/>
+        </w:rPr>
+        <w:drawing>
+          <wp:inline distT="0" distB="0" distL="0" distR="0" wp14:anchorId="11272B96" wp14:editId="26BFC7A6">
+            <wp:extent cx="6675120" cy="2476500"/>
+            <wp:effectExtent l="0" t="0" r="0" b="0"/>
+            <wp:docPr id="1" name="Figure 1: Actual Component Diagram (Derived from Code)" descr="Figure 1: Actual Component Diagram (Derived from Code)" title="Figure 1: Actual Component Diagram (Derived from Code)"/>
+            <wp:cNvGraphicFramePr>
+              <a:graphicFrameLocks xmlns:a="http://schemas.openxmlformats.org/drawingml/2006/main" noChangeAspect="1"/>
+            </wp:cNvGraphicFramePr>
+            <a:graphic xmlns:a="http://schemas.openxmlformats.org/drawingml/2006/main">
+              <a:graphicData uri="http://schemas.openxmlformats.org/drawingml/2006/picture">
+                <pic:pic xmlns:pic="http://schemas.openxmlformats.org/drawingml/2006/picture">
+                  <pic:nvPicPr>
+                    <pic:cNvPr id="0" name=""/>
+                    <pic:cNvPicPr>
+                      <a:picLocks noChangeAspect="1" noChangeArrowheads="1"/>
+                    </pic:cNvPicPr>
+                  </pic:nvPicPr>
+                  <pic:blipFill>
+                    <a:blip r:embed="rId9"/>
+                    <a:srcRect/>
+                    <a:stretch>
+                      <a:fillRect/>
+                    </a:stretch>
+                  </pic:blipFill>
+                  <pic:spPr bwMode="auto">
+                    <a:xfrm>
+                      <a:off x="0" y="0"/>
+                      <a:ext cx="6675120" cy="2476500"/>
+                    </a:xfrm>
+                    <a:prstGeom prst="rect">
+                      <a:avLst/>
+                    </a:prstGeom>
+                  </pic:spPr>
+                </pic:pic>
+              </a:graphicData>
+            </a:graphic>
+          </wp:inline>
+        </w:drawing>
+      </w:r>
+    </w:p>
+    <w:p>
+      <w:pPr>
+        <w:spacing w:after="80"/>
+        <w:jc w:val="both"/>
+        <w:rPr>
+          <w:rFonts w:ascii="Times New Roman" w:eastAsia="Times New Roman" w:hAnsi="Times New Roman" w:cs="Times New Roman"/>
+          <w:sz w:val="26"/>
+          <w:szCs w:val="26"/>
+          <w:lang w:val="en-GB"/>
+        </w:rPr>
+      </w:pPr>
+    </w:p>
+    <w:p>
+      <w:pPr>
+        <w:pStyle w:val="MdParagraph"/>
+      </w:pPr>
+      <w:r>
+        <w:t>The following table provides a detailed description of each main component in the system, outlining its technical functions and primary responsibilities as extracted from the source code.</w:t>
+      </w:r>
+    </w:p>
+    <w:p>
+      <w:pPr>
+        <w:pStyle w:val="MdSpace"/>
+        <w:spacing w:after="60"/>
+      </w:pPr>
+    </w:p>
+    <w:p>
+      <w:pPr>
+        <w:pStyle w:val="MdParagraph"/>
+      </w:pPr>
+      <w:r>
+        <w:rPr>
+          <w:rStyle w:val="MdStrong"/>
+          <w:b w:val="0"/>
+          <w:bCs w:val="0"/>
+        </w:rPr>
+        <w:t>Table 1: Detailed Description of Key Components</w:t>
+      </w:r>
+    </w:p>
+    <w:p>
+      <w:pPr>
+        <w:pStyle w:val="MdSpace"/>
+        <w:spacing w:after="60"/>
+      </w:pPr>
+    </w:p>
+    <w:tbl>
+      <w:tblPr>
+        <w:tblW w:w="5000" w:type="pct"/>
+        <w:tblBorders>
+          <w:top w:val="single" w:sz="4" w:space="0" w:color="E1E4E8"/>
+          <w:bottom w:val="single" w:sz="4" w:space="0" w:color="E1E4E8"/>
+          <w:insideH w:val="single" w:sz="2" w:space="0" w:color="E1E4E8"/>
+          <w:insideV w:val="single" w:sz="2" w:space="0" w:color="F6F8FA"/>
+        </w:tblBorders>
+        <w:tblCellMar>
+          <w:left w:w="10" w:type="dxa"/>
+          <w:right w:w="10" w:type="dxa"/>
+        </w:tblCellMar>
+        <w:tblLook w:val="0000" w:firstRow="0" w:lastRow="0" w:firstColumn="0" w:lastColumn="0" w:noHBand="0" w:noVBand="0"/>
+      </w:tblPr>
+      <w:tblGrid>
+        <w:gridCol w:w="1958"/>
+        <w:gridCol w:w="7071"/>
+      </w:tblGrid>
+      <w:tr>
+        <w:tblPrEx>
+          <w:tblCellMar>
+            <w:top w:w="0" w:type="dxa"/>
+            <w:bottom w:w="0" w:type="dxa"/>
+          </w:tblCellMar>
+        </w:tblPrEx>
+        <w:trPr>
+          <w:cantSplit/>
+          <w:trHeight w:val="720"/>
+          <w:tblHeader/>
+        </w:trPr>
+        <w:tc>
+          <w:tcPr>
+            <w:tcW w:w="0" w:type="auto"/>
+            <w:tcMar>
+              <w:top w:w="100" w:type="dxa"/>
+              <w:left w:w="120" w:type="dxa"/>
+              <w:bottom w:w="100" w:type="dxa"/>
+              <w:right w:w="120" w:type="dxa"/>
+            </w:tcMar>
+            <w:vAlign w:val="center"/>
+          </w:tcPr>
+          <w:p>
+            <w:pPr>
+              <w:pStyle w:val="MdTableHeader"/>
+            </w:pPr>
+            <w:r>
+              <w:t>Component</w:t>
+            </w:r>
+          </w:p>
+        </w:tc>
+        <w:tc>
+          <w:tcPr>
+            <w:tcW w:w="0" w:type="auto"/>
+            <w:tcMar>
+              <w:top w:w="100" w:type="dxa"/>
+              <w:left w:w="120" w:type="dxa"/>
+              <w:bottom w:w="100" w:type="dxa"/>
+              <w:right w:w="120" w:type="dxa"/>
+            </w:tcMar>
+            <w:vAlign w:val="center"/>
+          </w:tcPr>
+          <w:p>
+            <w:pPr>
+              <w:pStyle w:val="MdTableHeader"/>
+            </w:pPr>
+            <w:r>
+              <w:t>Technical Functions and Detailed Responsibilities</w:t>
+            </w:r>
+          </w:p>
+        </w:tc>
+      </w:tr>
+      <w:tr>
+        <w:tblPrEx>
+          <w:tblCellMar>
+            <w:top w:w="0" w:type="dxa"/>
+            <w:bottom w:w="0" w:type="dxa"/>
+          </w:tblCellMar>
+        </w:tblPrEx>
+        <w:trPr>
+          <w:cantSplit/>
+          <w:trHeight w:val="576"/>
+        </w:trPr>
+        <w:tc>
+          <w:tcPr>
+            <w:tcW w:w="0" w:type="auto"/>
+            <w:tcMar>
+              <w:top w:w="80" w:type="dxa"/>
+              <w:left w:w="120" w:type="dxa"/>
+              <w:bottom w:w="80" w:type="dxa"/>
+              <w:right w:w="120" w:type="dxa"/>
+            </w:tcMar>
+            <w:vAlign w:val="center"/>
+          </w:tcPr>
+          <w:p>
+            <w:pPr>
+              <w:pStyle w:val="MdTableCell"/>
+            </w:pPr>
+            <w:proofErr w:type="spellStart"/>
+            <w:proofErr w:type="gramStart"/>
+            <w:r>
+              <w:rPr>
+                <w:rStyle w:val="MdStrong"/>
+                <w:b w:val="0"/>
+                <w:bCs w:val="0"/>
+              </w:rPr>
+              <w:t>pubspec.yaml</w:t>
+            </w:r>
+            <w:proofErr w:type="spellEnd"/>
+            <w:proofErr w:type="gramEnd"/>
+            <w:r>
+              <w:rPr>
+                <w:rStyle w:val="MdStrong"/>
+                <w:b w:val="0"/>
+                <w:bCs w:val="0"/>
+              </w:rPr>
+              <w:t xml:space="preserve"> (Dependency &amp; Config Manager)</w:t>
+            </w:r>
+          </w:p>
+        </w:tc>
+        <w:tc>
+          <w:tcPr>
+            <w:tcW w:w="0" w:type="auto"/>
+            <w:tcMar>
+              <w:top w:w="80" w:type="dxa"/>
+              <w:left w:w="120" w:type="dxa"/>
+              <w:bottom w:w="80" w:type="dxa"/>
+              <w:right w:w="120" w:type="dxa"/>
+            </w:tcMar>
+            <w:vAlign w:val="center"/>
+          </w:tcPr>
+          <w:p>
+            <w:pPr>
+              <w:pStyle w:val="MdTableCell"/>
+            </w:pPr>
+            <w:r>
+              <w:rPr>
+                <w:rStyle w:val="MdStrong"/>
+                <w:b w:val="0"/>
+                <w:bCs w:val="0"/>
+              </w:rPr>
+              <w:t>Core Configuration Manifest</w:t>
+            </w:r>
+            <w:r>
+              <w:t xml:space="preserve">. Defines the project's metadata, versioning, and most critically, lists all external dependencies (packages like </w:t>
+            </w:r>
+            <w:proofErr w:type="spellStart"/>
+            <w:r>
+              <w:rPr>
+                <w:u w:val="single"/>
+              </w:rPr>
+              <w:t>sqflite</w:t>
+            </w:r>
+            <w:proofErr w:type="spellEnd"/>
+            <w:r>
+              <w:t xml:space="preserve">, </w:t>
+            </w:r>
+            <w:r>
+              <w:rPr>
+                <w:u w:val="single"/>
+              </w:rPr>
+              <w:t>geolocator</w:t>
+            </w:r>
+            <w:r>
+              <w:t xml:space="preserve">, </w:t>
+            </w:r>
+            <w:r>
+              <w:rPr>
+                <w:u w:val="single"/>
+              </w:rPr>
+              <w:t>provider</w:t>
+            </w:r>
+            <w:r>
+              <w:t>, etc.) that enable the functionality of all other components. It dictates the system's capabilities and access to external APIs.</w:t>
+            </w:r>
+          </w:p>
+        </w:tc>
+      </w:tr>
+      <w:tr>
+        <w:tblPrEx>
+          <w:tblCellMar>
+            <w:top w:w="0" w:type="dxa"/>
+            <w:bottom w:w="0" w:type="dxa"/>
+          </w:tblCellMar>
+        </w:tblPrEx>
+        <w:trPr>
+          <w:cantSplit/>
+          <w:trHeight w:val="576"/>
+        </w:trPr>
+        <w:tc>
+          <w:tcPr>
+            <w:tcW w:w="0" w:type="auto"/>
+            <w:tcMar>
+              <w:top w:w="80" w:type="dxa"/>
+              <w:left w:w="120" w:type="dxa"/>
+              <w:bottom w:w="80" w:type="dxa"/>
+              <w:right w:w="120" w:type="dxa"/>
+            </w:tcMar>
+            <w:vAlign w:val="center"/>
+          </w:tcPr>
+          <w:p>
+            <w:pPr>
+              <w:pStyle w:val="MdTableCell"/>
+            </w:pPr>
+            <w:r>
+              <w:rPr>
+                <w:rStyle w:val="MdStrong"/>
+                <w:b w:val="0"/>
+                <w:bCs w:val="0"/>
+              </w:rPr>
+              <w:t>Mobile App UI</w:t>
+            </w:r>
+          </w:p>
+        </w:tc>
+        <w:tc>
+          <w:tcPr>
+            <w:tcW w:w="0" w:type="auto"/>
+            <w:tcMar>
+              <w:top w:w="80" w:type="dxa"/>
+              <w:left w:w="120" w:type="dxa"/>
+              <w:bottom w:w="80" w:type="dxa"/>
+              <w:right w:w="120" w:type="dxa"/>
+            </w:tcMar>
+            <w:vAlign w:val="center"/>
+          </w:tcPr>
+          <w:p>
+            <w:pPr>
+              <w:pStyle w:val="MdTableCell"/>
+            </w:pPr>
+            <w:r>
+              <w:rPr>
+                <w:rStyle w:val="MdStrong"/>
+                <w:b w:val="0"/>
+                <w:bCs w:val="0"/>
+              </w:rPr>
+              <w:t>Unified Front-End</w:t>
+            </w:r>
+            <w:r>
+              <w:t xml:space="preserve"> for all roles (Owner, Doctor, Driver, Admin). Responsible for data display, capturing user input, and managing screen navigation. Uses the </w:t>
+            </w:r>
+            <w:r>
+              <w:rPr>
+                <w:u w:val="single"/>
+              </w:rPr>
+              <w:t>provider</w:t>
+            </w:r>
+            <w:r>
+              <w:t xml:space="preserve"> library for state management and interaction with the business logic layer.</w:t>
+            </w:r>
+          </w:p>
+        </w:tc>
+      </w:tr>
+      <w:tr>
+        <w:tblPrEx>
+          <w:tblCellMar>
+            <w:top w:w="0" w:type="dxa"/>
+            <w:bottom w:w="0" w:type="dxa"/>
+          </w:tblCellMar>
+        </w:tblPrEx>
+        <w:trPr>
+          <w:cantSplit/>
+          <w:trHeight w:val="576"/>
+        </w:trPr>
+        <w:tc>
+          <w:tcPr>
+            <w:tcW w:w="0" w:type="auto"/>
+            <w:tcMar>
+              <w:top w:w="80" w:type="dxa"/>
+              <w:left w:w="120" w:type="dxa"/>
+              <w:bottom w:w="80" w:type="dxa"/>
+              <w:right w:w="120" w:type="dxa"/>
+            </w:tcMar>
+            <w:vAlign w:val="center"/>
+          </w:tcPr>
+          <w:p>
+            <w:pPr>
+              <w:pStyle w:val="MdTableCell"/>
+            </w:pPr>
+            <w:r>
+              <w:rPr>
+                <w:rStyle w:val="MdStrong"/>
+                <w:b w:val="0"/>
+                <w:bCs w:val="0"/>
+              </w:rPr>
+              <w:t>Auth Provider (User Management)</w:t>
+            </w:r>
+          </w:p>
+        </w:tc>
+        <w:tc>
+          <w:tcPr>
+            <w:tcW w:w="0" w:type="auto"/>
+            <w:tcMar>
+              <w:top w:w="80" w:type="dxa"/>
+              <w:left w:w="120" w:type="dxa"/>
+              <w:bottom w:w="80" w:type="dxa"/>
+              <w:right w:w="120" w:type="dxa"/>
+            </w:tcMar>
+            <w:vAlign w:val="center"/>
+          </w:tcPr>
+          <w:p>
+            <w:pPr>
+              <w:pStyle w:val="MdTableCell"/>
+            </w:pPr>
+            <w:r>
+              <w:rPr>
+                <w:rStyle w:val="MdStrong"/>
+                <w:b w:val="0"/>
+                <w:bCs w:val="0"/>
+              </w:rPr>
+              <w:t>Manages the user lifecycle</w:t>
+            </w:r>
+            <w:r>
+              <w:t xml:space="preserve"> (Registration, Login, Logout). Includes logic for credential validation, determining the user role (</w:t>
+            </w:r>
+            <w:r>
+              <w:rPr>
+                <w:u w:val="single"/>
+              </w:rPr>
+              <w:t>owner</w:t>
+            </w:r>
+            <w:r>
+              <w:t xml:space="preserve">, </w:t>
+            </w:r>
+            <w:r>
+              <w:rPr>
+                <w:u w:val="single"/>
+              </w:rPr>
+              <w:t>doctor</w:t>
+            </w:r>
+            <w:r>
+              <w:t xml:space="preserve">, </w:t>
+            </w:r>
+            <w:r>
+              <w:rPr>
+                <w:u w:val="single"/>
+              </w:rPr>
+              <w:t>driver</w:t>
+            </w:r>
+            <w:r>
+              <w:t xml:space="preserve">, </w:t>
+            </w:r>
+            <w:r>
+              <w:rPr>
+                <w:u w:val="single"/>
+              </w:rPr>
+              <w:t>admin</w:t>
+            </w:r>
+            <w:r>
+              <w:t xml:space="preserve">), and locally storing user session data. Responsible for updating user status (e.g., </w:t>
+            </w:r>
+            <w:proofErr w:type="spellStart"/>
+            <w:r>
+              <w:rPr>
+                <w:u w:val="single"/>
+              </w:rPr>
+              <w:t>availability_status</w:t>
+            </w:r>
+            <w:proofErr w:type="spellEnd"/>
+            <w:r>
+              <w:t>).</w:t>
+            </w:r>
+          </w:p>
+        </w:tc>
+      </w:tr>
+      <w:tr>
+        <w:tblPrEx>
+          <w:tblCellMar>
+            <w:top w:w="0" w:type="dxa"/>
+            <w:bottom w:w="0" w:type="dxa"/>
+          </w:tblCellMar>
+        </w:tblPrEx>
+        <w:trPr>
+          <w:cantSplit/>
+          <w:trHeight w:val="576"/>
+        </w:trPr>
+        <w:tc>
+          <w:tcPr>
+            <w:tcW w:w="0" w:type="auto"/>
+            <w:tcMar>
+              <w:top w:w="80" w:type="dxa"/>
+              <w:left w:w="120" w:type="dxa"/>
+              <w:bottom w:w="80" w:type="dxa"/>
+              <w:right w:w="120" w:type="dxa"/>
+            </w:tcMar>
+            <w:vAlign w:val="center"/>
+          </w:tcPr>
+          <w:p>
+            <w:pPr>
+              <w:pStyle w:val="MdTableCell"/>
+            </w:pPr>
+            <w:r>
+              <w:rPr>
+                <w:rStyle w:val="MdStrong"/>
+                <w:b w:val="0"/>
+                <w:bCs w:val="0"/>
+              </w:rPr>
+              <w:t>Appointment Provider (Booking Service)</w:t>
+            </w:r>
+          </w:p>
+        </w:tc>
+        <w:tc>
+          <w:tcPr>
+            <w:tcW w:w="0" w:type="auto"/>
+            <w:tcMar>
+              <w:top w:w="80" w:type="dxa"/>
+              <w:left w:w="120" w:type="dxa"/>
+              <w:bottom w:w="80" w:type="dxa"/>
+              <w:right w:w="120" w:type="dxa"/>
+            </w:tcMar>
+            <w:vAlign w:val="center"/>
+          </w:tcPr>
+          <w:p>
+            <w:pPr>
+              <w:pStyle w:val="MdTableCell"/>
+            </w:pPr>
+            <w:r>
+              <w:rPr>
+                <w:rStyle w:val="MdStrong"/>
+                <w:b w:val="0"/>
+                <w:bCs w:val="0"/>
+              </w:rPr>
+              <w:t>Manages appointments and bookings</w:t>
+            </w:r>
+            <w:r>
+              <w:t xml:space="preserve">. Includes logic for booking appointments, checking doctor availability (using data from the </w:t>
+            </w:r>
+            <w:r>
+              <w:rPr>
+                <w:u w:val="single"/>
+              </w:rPr>
+              <w:t>schedules</w:t>
+            </w:r>
+            <w:r>
+              <w:t xml:space="preserve"> table), updating appointment status (</w:t>
+            </w:r>
+            <w:r>
+              <w:rPr>
+                <w:u w:val="single"/>
+              </w:rPr>
+              <w:t>pending</w:t>
+            </w:r>
+            <w:r>
+              <w:t xml:space="preserve">, </w:t>
+            </w:r>
+            <w:r>
+              <w:rPr>
+                <w:u w:val="single"/>
+              </w:rPr>
+              <w:t>confirmed</w:t>
+            </w:r>
+            <w:r>
+              <w:t xml:space="preserve">, </w:t>
+            </w:r>
+            <w:r>
+              <w:rPr>
+                <w:u w:val="single"/>
+              </w:rPr>
+              <w:t>completed</w:t>
+            </w:r>
+            <w:r>
+              <w:t>), and linking the appointment to the pet, owner, doctor, and driver.</w:t>
+            </w:r>
+          </w:p>
+        </w:tc>
+      </w:tr>
+      <w:tr>
+        <w:tblPrEx>
+          <w:tblCellMar>
+            <w:top w:w="0" w:type="dxa"/>
+            <w:bottom w:w="0" w:type="dxa"/>
+          </w:tblCellMar>
+        </w:tblPrEx>
+        <w:trPr>
+          <w:cantSplit/>
+          <w:trHeight w:val="576"/>
+        </w:trPr>
+        <w:tc>
+          <w:tcPr>
+            <w:tcW w:w="0" w:type="auto"/>
+            <w:tcMar>
+              <w:top w:w="80" w:type="dxa"/>
+              <w:left w:w="120" w:type="dxa"/>
+              <w:bottom w:w="80" w:type="dxa"/>
+              <w:right w:w="120" w:type="dxa"/>
+            </w:tcMar>
+            <w:vAlign w:val="center"/>
+          </w:tcPr>
+          <w:p>
+            <w:pPr>
+              <w:pStyle w:val="MdTableCell"/>
+            </w:pPr>
+            <w:r>
+              <w:rPr>
+                <w:rStyle w:val="MdStrong"/>
+                <w:b w:val="0"/>
+                <w:bCs w:val="0"/>
+              </w:rPr>
+              <w:t>Pet Provider (Health Records)</w:t>
+            </w:r>
+          </w:p>
+        </w:tc>
+        <w:tc>
+          <w:tcPr>
+            <w:tcW w:w="0" w:type="auto"/>
+            <w:tcMar>
+              <w:top w:w="80" w:type="dxa"/>
+              <w:left w:w="120" w:type="dxa"/>
+              <w:bottom w:w="80" w:type="dxa"/>
+              <w:right w:w="120" w:type="dxa"/>
+            </w:tcMar>
+            <w:vAlign w:val="center"/>
+          </w:tcPr>
+          <w:p>
+            <w:pPr>
+              <w:pStyle w:val="MdTableCell"/>
+            </w:pPr>
+            <w:r>
+              <w:rPr>
+                <w:rStyle w:val="MdStrong"/>
+                <w:b w:val="0"/>
+                <w:bCs w:val="0"/>
+              </w:rPr>
+              <w:t>Manages pet health records</w:t>
+            </w:r>
+            <w:r>
+              <w:t>. Responsible for adding, modifying, and deleting pet profiles (</w:t>
+            </w:r>
+            <w:r>
+              <w:rPr>
+                <w:u w:val="single"/>
+              </w:rPr>
+              <w:t>pets</w:t>
+            </w:r>
+            <w:r>
+              <w:t xml:space="preserve"> table), tracking vaccination records (</w:t>
+            </w:r>
+            <w:proofErr w:type="spellStart"/>
+            <w:r>
+              <w:rPr>
+                <w:u w:val="single"/>
+              </w:rPr>
+              <w:t>vaccination_records</w:t>
+            </w:r>
+            <w:proofErr w:type="spellEnd"/>
+            <w:r>
+              <w:t>), and linking medical records (</w:t>
+            </w:r>
+            <w:proofErr w:type="spellStart"/>
+            <w:r>
+              <w:rPr>
+                <w:u w:val="single"/>
+              </w:rPr>
+              <w:t>medical_records</w:t>
+            </w:r>
+            <w:proofErr w:type="spellEnd"/>
+            <w:r>
+              <w:t>) to the pet and doctor.</w:t>
+            </w:r>
+          </w:p>
+        </w:tc>
+      </w:tr>
+      <w:tr>
+        <w:tblPrEx>
+          <w:tblCellMar>
+            <w:top w:w="0" w:type="dxa"/>
+            <w:bottom w:w="0" w:type="dxa"/>
+          </w:tblCellMar>
+        </w:tblPrEx>
+        <w:trPr>
+          <w:cantSplit/>
+          <w:trHeight w:val="576"/>
+        </w:trPr>
+        <w:tc>
+          <w:tcPr>
+            <w:tcW w:w="0" w:type="auto"/>
+            <w:tcMar>
+              <w:top w:w="80" w:type="dxa"/>
+              <w:left w:w="120" w:type="dxa"/>
+              <w:bottom w:w="80" w:type="dxa"/>
+              <w:right w:w="120" w:type="dxa"/>
+            </w:tcMar>
+            <w:vAlign w:val="center"/>
+          </w:tcPr>
+          <w:p>
+            <w:pPr>
+              <w:pStyle w:val="MdTableCell"/>
+            </w:pPr>
+            <w:r>
+              <w:rPr>
+                <w:rStyle w:val="MdStrong"/>
+                <w:b w:val="0"/>
+                <w:bCs w:val="0"/>
+              </w:rPr>
+              <w:t>Payment Provider (Payment Service)</w:t>
+            </w:r>
+          </w:p>
+        </w:tc>
+        <w:tc>
+          <w:tcPr>
+            <w:tcW w:w="0" w:type="auto"/>
+            <w:tcMar>
+              <w:top w:w="80" w:type="dxa"/>
+              <w:left w:w="120" w:type="dxa"/>
+              <w:bottom w:w="80" w:type="dxa"/>
+              <w:right w:w="120" w:type="dxa"/>
+            </w:tcMar>
+            <w:vAlign w:val="center"/>
+          </w:tcPr>
+          <w:p>
+            <w:pPr>
+              <w:pStyle w:val="MdTableCell"/>
+            </w:pPr>
+            <w:r>
+              <w:rPr>
+                <w:rStyle w:val="MdStrong"/>
+                <w:b w:val="0"/>
+                <w:bCs w:val="0"/>
+              </w:rPr>
+              <w:t>Simulates payment processing</w:t>
+            </w:r>
+            <w:r>
+              <w:t>. Includes logic for calculating the total amount (including taxes and discounts), recording transaction details (</w:t>
+            </w:r>
+            <w:r>
+              <w:rPr>
+                <w:u w:val="single"/>
+              </w:rPr>
+              <w:t>payments</w:t>
+            </w:r>
+            <w:r>
+              <w:t xml:space="preserve"> table), and updating the appointment payment status. In the current implementation, the connection to a payment gateway is simulated.</w:t>
+            </w:r>
+          </w:p>
+        </w:tc>
+      </w:tr>
+      <w:tr>
+        <w:tblPrEx>
+          <w:tblCellMar>
+            <w:top w:w="0" w:type="dxa"/>
+            <w:bottom w:w="0" w:type="dxa"/>
+          </w:tblCellMar>
+        </w:tblPrEx>
+        <w:trPr>
+          <w:cantSplit/>
+          <w:trHeight w:val="576"/>
+        </w:trPr>
+        <w:tc>
+          <w:tcPr>
+            <w:tcW w:w="0" w:type="auto"/>
+            <w:tcMar>
+              <w:top w:w="80" w:type="dxa"/>
+              <w:left w:w="120" w:type="dxa"/>
+              <w:bottom w:w="80" w:type="dxa"/>
+              <w:right w:w="120" w:type="dxa"/>
+            </w:tcMar>
+            <w:vAlign w:val="center"/>
+          </w:tcPr>
+          <w:p>
+            <w:pPr>
+              <w:pStyle w:val="MdTableCell"/>
+            </w:pPr>
+            <w:r>
+              <w:rPr>
+                <w:rStyle w:val="MdStrong"/>
+                <w:b w:val="0"/>
+                <w:bCs w:val="0"/>
+              </w:rPr>
+              <w:t>Service Request Provider (Emergency Service)</w:t>
+            </w:r>
+          </w:p>
+        </w:tc>
+        <w:tc>
+          <w:tcPr>
+            <w:tcW w:w="0" w:type="auto"/>
+            <w:tcMar>
+              <w:top w:w="80" w:type="dxa"/>
+              <w:left w:w="120" w:type="dxa"/>
+              <w:bottom w:w="80" w:type="dxa"/>
+              <w:right w:w="120" w:type="dxa"/>
+            </w:tcMar>
+            <w:vAlign w:val="center"/>
+          </w:tcPr>
+          <w:p>
+            <w:pPr>
+              <w:pStyle w:val="MdTableCell"/>
+            </w:pPr>
+            <w:r>
+              <w:rPr>
+                <w:rStyle w:val="MdStrong"/>
+                <w:b w:val="0"/>
+                <w:bCs w:val="0"/>
+              </w:rPr>
+              <w:t>Manages emergency requests</w:t>
+            </w:r>
+            <w:r>
+              <w:t>. Responsible for logging urgent service requests, displaying pending cases on the doctor's screen, and assigning a doctor and driver to the case. Includes logic for linking the emergency request to an actual appointment (</w:t>
+            </w:r>
+            <w:proofErr w:type="spellStart"/>
+            <w:r>
+              <w:rPr>
+                <w:u w:val="single"/>
+              </w:rPr>
+              <w:t>service_request_id</w:t>
+            </w:r>
+            <w:proofErr w:type="spellEnd"/>
+            <w:r>
+              <w:t xml:space="preserve"> in the </w:t>
+            </w:r>
+            <w:r>
+              <w:rPr>
+                <w:u w:val="single"/>
+              </w:rPr>
+              <w:t>appointments</w:t>
+            </w:r>
+            <w:r>
+              <w:t xml:space="preserve"> table).</w:t>
+            </w:r>
+          </w:p>
+        </w:tc>
+      </w:tr>
+      <w:tr>
+        <w:tblPrEx>
+          <w:tblCellMar>
+            <w:top w:w="0" w:type="dxa"/>
+            <w:bottom w:w="0" w:type="dxa"/>
+          </w:tblCellMar>
+        </w:tblPrEx>
+        <w:trPr>
+          <w:cantSplit/>
+          <w:trHeight w:val="576"/>
+        </w:trPr>
+        <w:tc>
+          <w:tcPr>
+            <w:tcW w:w="0" w:type="auto"/>
+            <w:tcMar>
+              <w:top w:w="80" w:type="dxa"/>
+              <w:left w:w="120" w:type="dxa"/>
+              <w:bottom w:w="80" w:type="dxa"/>
+              <w:right w:w="120" w:type="dxa"/>
+            </w:tcMar>
+            <w:vAlign w:val="center"/>
+          </w:tcPr>
+          <w:p>
+            <w:pPr>
+              <w:pStyle w:val="MdTableCell"/>
+            </w:pPr>
+            <w:r>
+              <w:rPr>
+                <w:rStyle w:val="MdStrong"/>
+                <w:b w:val="0"/>
+                <w:bCs w:val="0"/>
+              </w:rPr>
+              <w:t>Notification Provider (Notification Service)</w:t>
+            </w:r>
+          </w:p>
+        </w:tc>
+        <w:tc>
+          <w:tcPr>
+            <w:tcW w:w="0" w:type="auto"/>
+            <w:tcMar>
+              <w:top w:w="80" w:type="dxa"/>
+              <w:left w:w="120" w:type="dxa"/>
+              <w:bottom w:w="80" w:type="dxa"/>
+              <w:right w:w="120" w:type="dxa"/>
+            </w:tcMar>
+            <w:vAlign w:val="center"/>
+          </w:tcPr>
+          <w:p>
+            <w:pPr>
+              <w:pStyle w:val="MdTableCell"/>
+            </w:pPr>
+            <w:r>
+              <w:rPr>
+                <w:rStyle w:val="MdStrong"/>
+                <w:b w:val="0"/>
+                <w:bCs w:val="0"/>
+              </w:rPr>
+              <w:t>Manages local notifications</w:t>
+            </w:r>
+            <w:r>
+              <w:t xml:space="preserve">. Uses the </w:t>
+            </w:r>
+            <w:proofErr w:type="spellStart"/>
+            <w:r>
+              <w:rPr>
+                <w:u w:val="single"/>
+              </w:rPr>
+              <w:t>flutter_local_notifications</w:t>
+            </w:r>
+            <w:proofErr w:type="spellEnd"/>
+            <w:r>
+              <w:t xml:space="preserve"> library (defined in </w:t>
+            </w:r>
+            <w:proofErr w:type="spellStart"/>
+            <w:proofErr w:type="gramStart"/>
+            <w:r>
+              <w:rPr>
+                <w:u w:val="single"/>
+              </w:rPr>
+              <w:t>pubspec.yaml</w:t>
+            </w:r>
+            <w:proofErr w:type="spellEnd"/>
+            <w:proofErr w:type="gramEnd"/>
+            <w:r>
+              <w:t>) to schedule and display notifications on the device. Responsible for sending alerts, status updates, and emergency notifications.</w:t>
+            </w:r>
+          </w:p>
+        </w:tc>
+      </w:tr>
+      <w:tr>
+        <w:tblPrEx>
+          <w:tblCellMar>
+            <w:top w:w="0" w:type="dxa"/>
+            <w:bottom w:w="0" w:type="dxa"/>
+          </w:tblCellMar>
+        </w:tblPrEx>
+        <w:trPr>
+          <w:cantSplit/>
+          <w:trHeight w:val="576"/>
+        </w:trPr>
+        <w:tc>
+          <w:tcPr>
+            <w:tcW w:w="0" w:type="auto"/>
+            <w:tcMar>
+              <w:top w:w="80" w:type="dxa"/>
+              <w:left w:w="120" w:type="dxa"/>
+              <w:bottom w:w="80" w:type="dxa"/>
+              <w:right w:w="120" w:type="dxa"/>
+            </w:tcMar>
+            <w:vAlign w:val="center"/>
+          </w:tcPr>
+          <w:p>
+            <w:pPr>
+              <w:pStyle w:val="MdTableCell"/>
+            </w:pPr>
+            <w:r>
+              <w:rPr>
+                <w:rStyle w:val="MdStrong"/>
+                <w:b w:val="0"/>
+                <w:bCs w:val="0"/>
+              </w:rPr>
+              <w:t>Location Service (Tracking &amp; Maps)</w:t>
+            </w:r>
+          </w:p>
+        </w:tc>
+        <w:tc>
+          <w:tcPr>
+            <w:tcW w:w="0" w:type="auto"/>
+            <w:tcMar>
+              <w:top w:w="80" w:type="dxa"/>
+              <w:left w:w="120" w:type="dxa"/>
+              <w:bottom w:w="80" w:type="dxa"/>
+              <w:right w:w="120" w:type="dxa"/>
+            </w:tcMar>
+            <w:vAlign w:val="center"/>
+          </w:tcPr>
+          <w:p>
+            <w:pPr>
+              <w:pStyle w:val="MdTableCell"/>
+            </w:pPr>
+            <w:r>
+              <w:rPr>
+                <w:rStyle w:val="MdStrong"/>
+                <w:b w:val="0"/>
+                <w:bCs w:val="0"/>
+              </w:rPr>
+              <w:t>Geographical location services</w:t>
+            </w:r>
+            <w:r>
+              <w:t xml:space="preserve">. Uses the </w:t>
+            </w:r>
+            <w:r>
+              <w:rPr>
+                <w:u w:val="single"/>
+              </w:rPr>
+              <w:t>geolocator</w:t>
+            </w:r>
+            <w:r>
+              <w:t xml:space="preserve"> library (defined in </w:t>
+            </w:r>
+            <w:proofErr w:type="spellStart"/>
+            <w:proofErr w:type="gramStart"/>
+            <w:r>
+              <w:rPr>
+                <w:u w:val="single"/>
+              </w:rPr>
+              <w:t>pubspec.yaml</w:t>
+            </w:r>
+            <w:proofErr w:type="spellEnd"/>
+            <w:proofErr w:type="gramEnd"/>
+            <w:r>
+              <w:t xml:space="preserve">) for current location determination and driver tracking, and </w:t>
+            </w:r>
+            <w:r>
+              <w:rPr>
+                <w:u w:val="single"/>
+              </w:rPr>
+              <w:t>geocoding</w:t>
+            </w:r>
+            <w:r>
+              <w:t xml:space="preserve"> for converting coordinates to addresses and vice versa. Includes logic for distance calculation and route optimization.</w:t>
+            </w:r>
+          </w:p>
+        </w:tc>
+      </w:tr>
+      <w:tr>
+        <w:tblPrEx>
+          <w:tblCellMar>
+            <w:top w:w="0" w:type="dxa"/>
+            <w:bottom w:w="0" w:type="dxa"/>
+          </w:tblCellMar>
+        </w:tblPrEx>
+        <w:trPr>
+          <w:cantSplit/>
+          <w:trHeight w:val="576"/>
+        </w:trPr>
+        <w:tc>
+          <w:tcPr>
+            <w:tcW w:w="0" w:type="auto"/>
+            <w:tcMar>
+              <w:top w:w="80" w:type="dxa"/>
+              <w:left w:w="120" w:type="dxa"/>
+              <w:bottom w:w="80" w:type="dxa"/>
+              <w:right w:w="120" w:type="dxa"/>
+            </w:tcMar>
+            <w:vAlign w:val="center"/>
+          </w:tcPr>
+          <w:p>
+            <w:pPr>
+              <w:pStyle w:val="MdTableCell"/>
+            </w:pPr>
+            <w:r>
+              <w:rPr>
+                <w:rStyle w:val="MdStrong"/>
+                <w:b w:val="0"/>
+                <w:bCs w:val="0"/>
+              </w:rPr>
+              <w:t>DB Helper</w:t>
+            </w:r>
+          </w:p>
+        </w:tc>
+        <w:tc>
+          <w:tcPr>
+            <w:tcW w:w="0" w:type="auto"/>
+            <w:tcMar>
+              <w:top w:w="80" w:type="dxa"/>
+              <w:left w:w="120" w:type="dxa"/>
+              <w:bottom w:w="80" w:type="dxa"/>
+              <w:right w:w="120" w:type="dxa"/>
+            </w:tcMar>
+            <w:vAlign w:val="center"/>
+          </w:tcPr>
+          <w:p>
+            <w:pPr>
+              <w:pStyle w:val="MdTableCell"/>
+            </w:pPr>
+            <w:r>
+              <w:rPr>
+                <w:rStyle w:val="MdStrong"/>
+                <w:b w:val="0"/>
+                <w:bCs w:val="0"/>
+              </w:rPr>
+              <w:t>Data Access Layer</w:t>
+            </w:r>
+            <w:r>
+              <w:t xml:space="preserve">. The sole interface that directly interacts with the SQLite database. Responsible for executing raw SQL queries (CRUD), managing database schema updates (Migrations) via the </w:t>
+            </w:r>
+            <w:r>
+              <w:rPr>
+                <w:u w:val="single"/>
+              </w:rPr>
+              <w:t>_</w:t>
+            </w:r>
+            <w:proofErr w:type="spellStart"/>
+            <w:r>
+              <w:rPr>
+                <w:u w:val="single"/>
+              </w:rPr>
+              <w:t>onUpgrade</w:t>
+            </w:r>
+            <w:proofErr w:type="spellEnd"/>
+            <w:r>
+              <w:t xml:space="preserve"> function, and converting data between application models and database rows.</w:t>
+            </w:r>
+          </w:p>
+        </w:tc>
+      </w:tr>
+      <w:tr>
+        <w:tblPrEx>
+          <w:tblCellMar>
+            <w:top w:w="0" w:type="dxa"/>
+            <w:bottom w:w="0" w:type="dxa"/>
+          </w:tblCellMar>
+        </w:tblPrEx>
+        <w:trPr>
+          <w:cantSplit/>
+          <w:trHeight w:val="576"/>
+        </w:trPr>
+        <w:tc>
+          <w:tcPr>
+            <w:tcW w:w="0" w:type="auto"/>
+            <w:tcMar>
+              <w:top w:w="80" w:type="dxa"/>
+              <w:left w:w="120" w:type="dxa"/>
+              <w:bottom w:w="80" w:type="dxa"/>
+              <w:right w:w="120" w:type="dxa"/>
+            </w:tcMar>
+            <w:vAlign w:val="center"/>
+          </w:tcPr>
+          <w:p>
+            <w:pPr>
+              <w:pStyle w:val="MdTableCell"/>
+            </w:pPr>
+            <w:r>
+              <w:rPr>
+                <w:rStyle w:val="MdStrong"/>
+                <w:b w:val="0"/>
+                <w:bCs w:val="0"/>
+              </w:rPr>
+              <w:t>Local SQLite Database</w:t>
+            </w:r>
+          </w:p>
+        </w:tc>
+        <w:tc>
+          <w:tcPr>
+            <w:tcW w:w="0" w:type="auto"/>
+            <w:tcMar>
+              <w:top w:w="80" w:type="dxa"/>
+              <w:left w:w="120" w:type="dxa"/>
+              <w:bottom w:w="80" w:type="dxa"/>
+              <w:right w:w="120" w:type="dxa"/>
+            </w:tcMar>
+            <w:vAlign w:val="center"/>
+          </w:tcPr>
+          <w:p>
+            <w:pPr>
+              <w:pStyle w:val="MdTableCell"/>
+            </w:pPr>
+            <w:r>
+              <w:rPr>
+                <w:rStyle w:val="MdStrong"/>
+                <w:b w:val="0"/>
+                <w:bCs w:val="0"/>
+              </w:rPr>
+              <w:t>Persistent Data Storage</w:t>
+            </w:r>
+            <w:r>
+              <w:t xml:space="preserve">. An embedded database using SQLite to store all system data locally on the user's device. Includes tables such as </w:t>
+            </w:r>
+            <w:r>
+              <w:rPr>
+                <w:u w:val="single"/>
+              </w:rPr>
+              <w:t>users</w:t>
+            </w:r>
+            <w:r>
+              <w:t xml:space="preserve">, </w:t>
+            </w:r>
+            <w:r>
+              <w:rPr>
+                <w:u w:val="single"/>
+              </w:rPr>
+              <w:t>pets</w:t>
+            </w:r>
+            <w:r>
+              <w:t xml:space="preserve">, </w:t>
+            </w:r>
+            <w:r>
+              <w:rPr>
+                <w:u w:val="single"/>
+              </w:rPr>
+              <w:t>appointments</w:t>
+            </w:r>
+            <w:r>
+              <w:t xml:space="preserve">, </w:t>
+            </w:r>
+            <w:proofErr w:type="spellStart"/>
+            <w:r>
+              <w:rPr>
+                <w:u w:val="single"/>
+              </w:rPr>
+              <w:t>medical_records</w:t>
+            </w:r>
+            <w:proofErr w:type="spellEnd"/>
+            <w:r>
+              <w:t xml:space="preserve">, </w:t>
+            </w:r>
+            <w:r>
+              <w:rPr>
+                <w:u w:val="single"/>
+              </w:rPr>
+              <w:t>payments</w:t>
+            </w:r>
+            <w:r>
+              <w:t xml:space="preserve">, </w:t>
+            </w:r>
+            <w:r>
+              <w:rPr>
+                <w:u w:val="single"/>
+              </w:rPr>
+              <w:t>schedules</w:t>
+            </w:r>
+            <w:r>
+              <w:t xml:space="preserve">, and </w:t>
+            </w:r>
+            <w:proofErr w:type="spellStart"/>
+            <w:r>
+              <w:rPr>
+                <w:u w:val="single"/>
+              </w:rPr>
+              <w:t>driver_status</w:t>
+            </w:r>
+            <w:proofErr w:type="spellEnd"/>
+            <w:r>
+              <w:t>.</w:t>
+            </w:r>
+          </w:p>
+        </w:tc>
+      </w:tr>
+      <w:tr>
+        <w:tblPrEx>
+          <w:tblCellMar>
+            <w:top w:w="0" w:type="dxa"/>
+            <w:bottom w:w="0" w:type="dxa"/>
+          </w:tblCellMar>
+        </w:tblPrEx>
+        <w:trPr>
+          <w:cantSplit/>
+          <w:trHeight w:val="576"/>
+        </w:trPr>
+        <w:tc>
+          <w:tcPr>
+            <w:tcW w:w="0" w:type="auto"/>
+            <w:tcBorders>
+              <w:bottom w:val="single" w:sz="4" w:space="0" w:color="E1E4E8"/>
+            </w:tcBorders>
+            <w:tcMar>
+              <w:top w:w="80" w:type="dxa"/>
+              <w:left w:w="120" w:type="dxa"/>
+              <w:bottom w:w="80" w:type="dxa"/>
+              <w:right w:w="120" w:type="dxa"/>
+            </w:tcMar>
+            <w:vAlign w:val="center"/>
+          </w:tcPr>
+          <w:p>
+            <w:pPr>
+              <w:pStyle w:val="MdTableCell"/>
+            </w:pPr>
+            <w:r>
+              <w:rPr>
+                <w:rStyle w:val="MdStrong"/>
+                <w:b w:val="0"/>
+                <w:bCs w:val="0"/>
+              </w:rPr>
+              <w:t>External APIs (Geolocator &amp; Geocoding)</w:t>
+            </w:r>
+          </w:p>
+        </w:tc>
+        <w:tc>
+          <w:tcPr>
+            <w:tcW w:w="0" w:type="auto"/>
+            <w:tcBorders>
+              <w:bottom w:val="single" w:sz="4" w:space="0" w:color="E1E4E8"/>
+            </w:tcBorders>
+            <w:tcMar>
+              <w:top w:w="80" w:type="dxa"/>
+              <w:left w:w="120" w:type="dxa"/>
+              <w:bottom w:w="80" w:type="dxa"/>
+              <w:right w:w="120" w:type="dxa"/>
+            </w:tcMar>
+            <w:vAlign w:val="center"/>
+          </w:tcPr>
+          <w:p>
+            <w:pPr>
+              <w:pStyle w:val="MdTableCell"/>
+            </w:pPr>
+            <w:r>
+              <w:rPr>
+                <w:rStyle w:val="MdStrong"/>
+                <w:b w:val="0"/>
+                <w:bCs w:val="0"/>
+              </w:rPr>
+              <w:t>External Location Services</w:t>
+            </w:r>
+            <w:r>
+              <w:t>. Used by the Location Service to provide accurate location data, permission checks, and address lookups.</w:t>
+            </w:r>
+          </w:p>
+        </w:tc>
+      </w:tr>
+    </w:tbl>
+    <w:p>
+      <w:pPr>
+        <w:pStyle w:val="MdParagraph"/>
+      </w:pPr>
+      <w:r>
+        <w:t>Figure 2 illustrates the general data flow across the system layers, showing how a user request is processed from start to finish.</w:t>
+      </w:r>
+    </w:p>
+    <w:p>
+      <w:pPr>
+        <w:spacing w:after="80"/>
+        <w:jc w:val="both"/>
+        <w:rPr>
+          <w:rFonts w:ascii="Times New Roman" w:eastAsia="Times New Roman" w:hAnsi="Times New Roman" w:cs="Times New Roman"/>
+          <w:sz w:val="26"/>
+          <w:szCs w:val="26"/>
+          <w:lang w:val="en-GB"/>
+        </w:rPr>
+      </w:pPr>
+    </w:p>
+    <w:p>
+      <w:pPr>
+        <w:spacing w:after="80"/>
+        <w:jc w:val="both"/>
+        <w:rPr>
+          <w:rFonts w:ascii="Times New Roman" w:eastAsia="Times New Roman" w:hAnsi="Times New Roman" w:cs="Times New Roman"/>
+          <w:sz w:val="26"/>
+          <w:szCs w:val="26"/>
+          <w:lang w:val="en-GB"/>
+        </w:rPr>
+      </w:pPr>
+      <w:r>
+        <w:rPr>
+          <w:noProof/>
+        </w:rPr>
+        <w:drawing>
+          <wp:inline distT="0" distB="0" distL="0" distR="0" wp14:anchorId="6A0CE825" wp14:editId="0C32BE11">
+            <wp:extent cx="7442791" cy="1066800"/>
+            <wp:effectExtent l="0" t="0" r="6350" b="0"/>
+            <wp:docPr id="665518230" name="Figure 2: General Data Flow Diagram" descr="Figure 2: General Data Flow Diagram" title="Figure 2: General Data Flow Diagram"/>
+            <wp:cNvGraphicFramePr>
+              <a:graphicFrameLocks xmlns:a="http://schemas.openxmlformats.org/drawingml/2006/main" noChangeAspect="1"/>
+            </wp:cNvGraphicFramePr>
+            <a:graphic xmlns:a="http://schemas.openxmlformats.org/drawingml/2006/main">
+              <a:graphicData uri="http://schemas.openxmlformats.org/drawingml/2006/picture">
+                <pic:pic xmlns:pic="http://schemas.openxmlformats.org/drawingml/2006/picture">
+                  <pic:nvPicPr>
+                    <pic:cNvPr id="0" name=""/>
+                    <pic:cNvPicPr>
+                      <a:picLocks noChangeAspect="1" noChangeArrowheads="1"/>
+                    </pic:cNvPicPr>
+                  </pic:nvPicPr>
+                  <pic:blipFill>
+                    <a:blip r:embed="rId10"/>
+                    <a:srcRect/>
+                    <a:stretch>
+                      <a:fillRect/>
+                    </a:stretch>
+                  </pic:blipFill>
+                  <pic:spPr bwMode="auto">
+                    <a:xfrm>
+                      <a:off x="0" y="0"/>
+                      <a:ext cx="7444912" cy="1067104"/>
+                    </a:xfrm>
+                    <a:prstGeom prst="rect">
+                      <a:avLst/>
+                    </a:prstGeom>
+                  </pic:spPr>
+                </pic:pic>
+              </a:graphicData>
+            </a:graphic>
+          </wp:inline>
+        </w:drawing>
+      </w:r>
+    </w:p>
+    <w:p>
+      <w:pPr>
+        <w:spacing w:after="80"/>
+        <w:jc w:val="both"/>
+        <w:rPr>
+          <w:rFonts w:ascii="Times New Roman" w:eastAsia="Times New Roman" w:hAnsi="Times New Roman" w:cs="Times New Roman"/>
+          <w:sz w:val="26"/>
+          <w:szCs w:val="26"/>
+          <w:lang w:val="en-GB"/>
+        </w:rPr>
+      </w:pPr>
+    </w:p>
+    <w:p>
+      <w:pPr>
+        <w:pStyle w:val="MdHeading2"/>
+      </w:pPr>
+      <w:r>
+        <w:t>Comparison with the Initial Architectural Diagram</w:t>
+      </w:r>
+    </w:p>
+    <w:p>
+      <w:pPr>
+        <w:pStyle w:val="MdParagraph"/>
+      </w:pPr>
+      <w:r>
+        <w:t>Figure 3 shows the initial architectural diagram that was provided, which represents a different architectural vision from the actual implementation.</w:t>
+      </w:r>
+    </w:p>
+    <w:p>
+      <w:pPr>
+        <w:spacing w:after="80"/>
+        <w:jc w:val="both"/>
+        <w:rPr>
+          <w:rFonts w:ascii="Times New Roman" w:eastAsia="Times New Roman" w:hAnsi="Times New Roman" w:cs="Times New Roman"/>
+          <w:sz w:val="26"/>
+          <w:szCs w:val="26"/>
+          <w:lang w:val="en-GB"/>
+        </w:rPr>
+      </w:pPr>
+    </w:p>
+    <w:p>
+      <w:pPr>
+        <w:spacing w:after="80"/>
+        <w:jc w:val="both"/>
+        <w:rPr>
+          <w:rFonts w:ascii="Times New Roman" w:eastAsia="Times New Roman" w:hAnsi="Times New Roman" w:cs="Times New Roman"/>
+          <w:sz w:val="26"/>
+          <w:szCs w:val="26"/>
+          <w:lang w:val="en-GB"/>
+        </w:rPr>
+      </w:pPr>
+      <w:r>
+        <w:rPr>
+          <w:rFonts w:ascii="Times New Roman" w:eastAsia="Times New Roman" w:hAnsi="Times New Roman" w:cs="Times New Roman"/>
+          <w:sz w:val="26"/>
+          <w:szCs w:val="26"/>
+          <w:lang w:val="en-GB"/>
+        </w:rPr>
+        <w:drawing>
+          <wp:inline distT="0" distB="0" distL="0" distR="0" wp14:anchorId="45BE03AF" wp14:editId="25A0398D">
+            <wp:extent cx="10638442" cy="4701947"/>
+            <wp:effectExtent l="0" t="0" r="0" b="3810"/>
+            <wp:docPr id="176293929" name="Picture 1"/>
+            <wp:cNvGraphicFramePr>
+              <a:graphicFrameLocks xmlns:a="http://schemas.openxmlformats.org/drawingml/2006/main" noChangeAspect="1"/>
+            </wp:cNvGraphicFramePr>
+            <a:graphic xmlns:a="http://schemas.openxmlformats.org/drawingml/2006/main">
+              <a:graphicData uri="http://schemas.openxmlformats.org/drawingml/2006/picture">
+                <pic:pic xmlns:pic="http://schemas.openxmlformats.org/drawingml/2006/picture">
+                  <pic:nvPicPr>
+                    <pic:cNvPr id="176293929" name=""/>
+                    <pic:cNvPicPr/>
+                  </pic:nvPicPr>
+                  <pic:blipFill>
+                    <a:blip r:embed="rId11"/>
+                    <a:stretch>
+                      <a:fillRect/>
+                    </a:stretch>
+                  </pic:blipFill>
+                  <pic:spPr>
+                    <a:xfrm>
+                      <a:off x="0" y="0"/>
+                      <a:ext cx="10638442" cy="4701947"/>
+                    </a:xfrm>
+                    <a:prstGeom prst="rect">
+                      <a:avLst/>
+                    </a:prstGeom>
+                  </pic:spPr>
+                </pic:pic>
+              </a:graphicData>
+            </a:graphic>
+          </wp:inline>
+        </w:drawing>
+      </w:r>
+    </w:p>
+    <w:p>
+      <w:pPr>
+        <w:pStyle w:val="MdParagraph"/>
+      </w:pPr>
+      <w:r>
+        <w:rPr>
+          <w:rStyle w:val="MdStrong"/>
+          <w:b w:val="0"/>
+          <w:bCs w:val="0"/>
+        </w:rPr>
+        <w:t>Table 2: Comparison of Actual Architecture with Initial Architectural Vision</w:t>
+      </w:r>
+    </w:p>
+    <w:p>
+      <w:pPr>
+        <w:pStyle w:val="MdSpace"/>
+        <w:spacing w:after="60"/>
+      </w:pPr>
+    </w:p>
+    <w:tbl>
+      <w:tblPr>
+        <w:tblW w:w="5000" w:type="pct"/>
+        <w:tblBorders>
+          <w:top w:val="single" w:sz="4" w:space="0" w:color="E1E4E8"/>
+          <w:bottom w:val="single" w:sz="4" w:space="0" w:color="E1E4E8"/>
+          <w:insideH w:val="single" w:sz="2" w:space="0" w:color="E1E4E8"/>
+          <w:insideV w:val="single" w:sz="2" w:space="0" w:color="F6F8FA"/>
+        </w:tblBorders>
+        <w:tblCellMar>
+          <w:left w:w="10" w:type="dxa"/>
+          <w:right w:w="10" w:type="dxa"/>
+        </w:tblCellMar>
+        <w:tblLook w:val="0000" w:firstRow="0" w:lastRow="0" w:firstColumn="0" w:lastColumn="0" w:noHBand="0" w:noVBand="0"/>
+      </w:tblPr>
+      <w:tblGrid>
+        <w:gridCol w:w="2323"/>
+        <w:gridCol w:w="2246"/>
+        <w:gridCol w:w="4460"/>
+      </w:tblGrid>
+      <w:tr>
+        <w:tblPrEx>
+          <w:tblCellMar>
+            <w:top w:w="0" w:type="dxa"/>
+            <w:bottom w:w="0" w:type="dxa"/>
+          </w:tblCellMar>
+        </w:tblPrEx>
+        <w:trPr>
+          <w:cantSplit/>
+          <w:trHeight w:val="720"/>
+          <w:tblHeader/>
+        </w:trPr>
+        <w:tc>
+          <w:tcPr>
+            <w:tcW w:w="0" w:type="auto"/>
+            <w:tcMar>
+              <w:top w:w="100" w:type="dxa"/>
+              <w:left w:w="120" w:type="dxa"/>
+              <w:bottom w:w="100" w:type="dxa"/>
+              <w:right w:w="120" w:type="dxa"/>
+            </w:tcMar>
+            <w:vAlign w:val="center"/>
+          </w:tcPr>
+          <w:p>
+            <w:pPr>
+              <w:pStyle w:val="MdTableHeader"/>
+            </w:pPr>
+            <w:r>
+              <w:t>Component in Initial Diagram</w:t>
+            </w:r>
+          </w:p>
+        </w:tc>
+        <w:tc>
+          <w:tcPr>
+            <w:tcW w:w="0" w:type="auto"/>
+            <w:tcMar>
+              <w:top w:w="100" w:type="dxa"/>
+              <w:left w:w="120" w:type="dxa"/>
+              <w:bottom w:w="100" w:type="dxa"/>
+              <w:right w:w="120" w:type="dxa"/>
+            </w:tcMar>
+            <w:vAlign w:val="center"/>
+          </w:tcPr>
+          <w:p>
+            <w:pPr>
+              <w:pStyle w:val="MdTableHeader"/>
+            </w:pPr>
+            <w:r>
+              <w:t>Corresponding Component in Actual Architecture</w:t>
+            </w:r>
+          </w:p>
+        </w:tc>
+        <w:tc>
+          <w:tcPr>
+            <w:tcW w:w="0" w:type="auto"/>
+            <w:tcMar>
+              <w:top w:w="100" w:type="dxa"/>
+              <w:left w:w="120" w:type="dxa"/>
+              <w:bottom w:w="100" w:type="dxa"/>
+              <w:right w:w="120" w:type="dxa"/>
+            </w:tcMar>
+            <w:vAlign w:val="center"/>
+          </w:tcPr>
+          <w:p>
+            <w:pPr>
+              <w:pStyle w:val="MdTableHeader"/>
+            </w:pPr>
+            <w:r>
+              <w:t>Key Architectural Discrepancy</w:t>
+            </w:r>
+          </w:p>
+        </w:tc>
+      </w:tr>
+      <w:tr>
+        <w:tblPrEx>
+          <w:tblCellMar>
+            <w:top w:w="0" w:type="dxa"/>
+            <w:bottom w:w="0" w:type="dxa"/>
+          </w:tblCellMar>
+        </w:tblPrEx>
+        <w:trPr>
+          <w:cantSplit/>
+          <w:trHeight w:val="576"/>
+        </w:trPr>
+        <w:tc>
+          <w:tcPr>
+            <w:tcW w:w="0" w:type="auto"/>
+            <w:tcMar>
+              <w:top w:w="80" w:type="dxa"/>
+              <w:left w:w="120" w:type="dxa"/>
+              <w:bottom w:w="80" w:type="dxa"/>
+              <w:right w:w="120" w:type="dxa"/>
+            </w:tcMar>
+            <w:vAlign w:val="center"/>
+          </w:tcPr>
+          <w:p>
+            <w:pPr>
+              <w:pStyle w:val="MdTableCell"/>
+            </w:pPr>
+            <w:r>
+              <w:rPr>
+                <w:rStyle w:val="MdStrong"/>
+                <w:b w:val="0"/>
+                <w:bCs w:val="0"/>
+              </w:rPr>
+              <w:t>Microservices Architecture</w:t>
+            </w:r>
+          </w:p>
+        </w:tc>
+        <w:tc>
+          <w:tcPr>
+            <w:tcW w:w="0" w:type="auto"/>
+            <w:tcMar>
+              <w:top w:w="80" w:type="dxa"/>
+              <w:left w:w="120" w:type="dxa"/>
+              <w:bottom w:w="80" w:type="dxa"/>
+              <w:right w:w="120" w:type="dxa"/>
+            </w:tcMar>
+            <w:vAlign w:val="center"/>
+          </w:tcPr>
+          <w:p>
+            <w:pPr>
+              <w:pStyle w:val="MdTableCell"/>
+            </w:pPr>
+            <w:r>
+              <w:rPr>
+                <w:rStyle w:val="MdStrong"/>
+                <w:b w:val="0"/>
+                <w:bCs w:val="0"/>
+              </w:rPr>
+              <w:t>Monolithic Application Architecture</w:t>
+            </w:r>
+          </w:p>
+        </w:tc>
+        <w:tc>
+          <w:tcPr>
+            <w:tcW w:w="0" w:type="auto"/>
+            <w:tcMar>
+              <w:top w:w="80" w:type="dxa"/>
+              <w:left w:w="120" w:type="dxa"/>
+              <w:bottom w:w="80" w:type="dxa"/>
+              <w:right w:w="120" w:type="dxa"/>
+            </w:tcMar>
+            <w:vAlign w:val="center"/>
+          </w:tcPr>
+          <w:p>
+            <w:pPr>
+              <w:pStyle w:val="MdTableCell"/>
+            </w:pPr>
+            <w:r>
+              <w:t>The initial diagram depicts separate, distributed services, while the actual implementation integrates all functions into a single application.</w:t>
+            </w:r>
+          </w:p>
+        </w:tc>
+      </w:tr>
+      <w:tr>
+        <w:tblPrEx>
+          <w:tblCellMar>
+            <w:top w:w="0" w:type="dxa"/>
+            <w:bottom w:w="0" w:type="dxa"/>
+          </w:tblCellMar>
+        </w:tblPrEx>
+        <w:trPr>
+          <w:cantSplit/>
+          <w:trHeight w:val="576"/>
+        </w:trPr>
+        <w:tc>
+          <w:tcPr>
+            <w:tcW w:w="0" w:type="auto"/>
+            <w:tcMar>
+              <w:top w:w="80" w:type="dxa"/>
+              <w:left w:w="120" w:type="dxa"/>
+              <w:bottom w:w="80" w:type="dxa"/>
+              <w:right w:w="120" w:type="dxa"/>
+            </w:tcMar>
+            <w:vAlign w:val="center"/>
+          </w:tcPr>
+          <w:p>
+            <w:pPr>
+              <w:pStyle w:val="MdTableCell"/>
+            </w:pPr>
+            <w:r>
+              <w:rPr>
+                <w:rStyle w:val="MdStrong"/>
+                <w:b w:val="0"/>
+                <w:bCs w:val="0"/>
+              </w:rPr>
+              <w:t>Main Database (Centralized)</w:t>
+            </w:r>
+          </w:p>
+        </w:tc>
+        <w:tc>
+          <w:tcPr>
+            <w:tcW w:w="0" w:type="auto"/>
+            <w:tcMar>
+              <w:top w:w="80" w:type="dxa"/>
+              <w:left w:w="120" w:type="dxa"/>
+              <w:bottom w:w="80" w:type="dxa"/>
+              <w:right w:w="120" w:type="dxa"/>
+            </w:tcMar>
+            <w:vAlign w:val="center"/>
+          </w:tcPr>
+          <w:p>
+            <w:pPr>
+              <w:pStyle w:val="MdTableCell"/>
+            </w:pPr>
+            <w:r>
+              <w:rPr>
+                <w:rStyle w:val="MdStrong"/>
+                <w:b w:val="0"/>
+                <w:bCs w:val="0"/>
+              </w:rPr>
+              <w:t>SQLite Database (Local and Embedded)</w:t>
+            </w:r>
+          </w:p>
+        </w:tc>
+        <w:tc>
+          <w:tcPr>
+            <w:tcW w:w="0" w:type="auto"/>
+            <w:tcMar>
+              <w:top w:w="80" w:type="dxa"/>
+              <w:left w:w="120" w:type="dxa"/>
+              <w:bottom w:w="80" w:type="dxa"/>
+              <w:right w:w="120" w:type="dxa"/>
+            </w:tcMar>
+            <w:vAlign w:val="center"/>
+          </w:tcPr>
+          <w:p>
+            <w:pPr>
+              <w:pStyle w:val="MdTableCell"/>
+            </w:pPr>
+            <w:r>
+              <w:t>The initial diagram requires a central database (e.g., MySQL/PostgreSQL) for shared access, while the implementation relies on a local database that does not support central access or distribution.</w:t>
+            </w:r>
+          </w:p>
+        </w:tc>
+      </w:tr>
+      <w:tr>
+        <w:tblPrEx>
+          <w:tblCellMar>
+            <w:top w:w="0" w:type="dxa"/>
+            <w:bottom w:w="0" w:type="dxa"/>
+          </w:tblCellMar>
+        </w:tblPrEx>
+        <w:trPr>
+          <w:cantSplit/>
+          <w:trHeight w:val="576"/>
+        </w:trPr>
+        <w:tc>
+          <w:tcPr>
+            <w:tcW w:w="0" w:type="auto"/>
+            <w:tcMar>
+              <w:top w:w="80" w:type="dxa"/>
+              <w:left w:w="120" w:type="dxa"/>
+              <w:bottom w:w="80" w:type="dxa"/>
+              <w:right w:w="120" w:type="dxa"/>
+            </w:tcMar>
+            <w:vAlign w:val="center"/>
+          </w:tcPr>
+          <w:p>
+            <w:pPr>
+              <w:pStyle w:val="MdTableCell"/>
+            </w:pPr>
+            <w:r>
+              <w:rPr>
+                <w:rStyle w:val="MdStrong"/>
+                <w:b w:val="0"/>
+                <w:bCs w:val="0"/>
+              </w:rPr>
+              <w:t>Admin Panel (Separate)</w:t>
+            </w:r>
+          </w:p>
+        </w:tc>
+        <w:tc>
+          <w:tcPr>
+            <w:tcW w:w="0" w:type="auto"/>
+            <w:tcMar>
+              <w:top w:w="80" w:type="dxa"/>
+              <w:left w:w="120" w:type="dxa"/>
+              <w:bottom w:w="80" w:type="dxa"/>
+              <w:right w:w="120" w:type="dxa"/>
+            </w:tcMar>
+            <w:vAlign w:val="center"/>
+          </w:tcPr>
+          <w:p>
+            <w:pPr>
+              <w:pStyle w:val="MdTableCell"/>
+            </w:pPr>
+            <w:r>
+              <w:rPr>
+                <w:rStyle w:val="MdStrong"/>
+                <w:b w:val="0"/>
+                <w:bCs w:val="0"/>
+              </w:rPr>
+              <w:t>Admin Screens (Integrated into the App)</w:t>
+            </w:r>
+          </w:p>
+        </w:tc>
+        <w:tc>
+          <w:tcPr>
+            <w:tcW w:w="0" w:type="auto"/>
+            <w:tcMar>
+              <w:top w:w="80" w:type="dxa"/>
+              <w:left w:w="120" w:type="dxa"/>
+              <w:bottom w:w="80" w:type="dxa"/>
+              <w:right w:w="120" w:type="dxa"/>
+            </w:tcMar>
+            <w:vAlign w:val="center"/>
+          </w:tcPr>
+          <w:p>
+            <w:pPr>
+              <w:pStyle w:val="MdTableCell"/>
+            </w:pPr>
+            <w:r>
+              <w:t>The administrative control panel is not a separate application but a set of screens within the main Flutter application.</w:t>
+            </w:r>
+          </w:p>
+        </w:tc>
+      </w:tr>
+      <w:tr>
+        <w:tblPrEx>
+          <w:tblCellMar>
+            <w:top w:w="0" w:type="dxa"/>
+            <w:bottom w:w="0" w:type="dxa"/>
+          </w:tblCellMar>
+        </w:tblPrEx>
+        <w:trPr>
+          <w:cantSplit/>
+          <w:trHeight w:val="576"/>
+        </w:trPr>
+        <w:tc>
+          <w:tcPr>
+            <w:tcW w:w="0" w:type="auto"/>
+            <w:tcBorders>
+              <w:bottom w:val="single" w:sz="4" w:space="0" w:color="E1E4E8"/>
+            </w:tcBorders>
+            <w:tcMar>
+              <w:top w:w="80" w:type="dxa"/>
+              <w:left w:w="120" w:type="dxa"/>
+              <w:bottom w:w="80" w:type="dxa"/>
+              <w:right w:w="120" w:type="dxa"/>
+            </w:tcMar>
+            <w:vAlign w:val="center"/>
+          </w:tcPr>
+          <w:p>
+            <w:pPr>
+              <w:pStyle w:val="MdTableCell"/>
+            </w:pPr>
+            <w:r>
+              <w:rPr>
+                <w:rStyle w:val="MdStrong"/>
+                <w:b w:val="0"/>
+                <w:bCs w:val="0"/>
+              </w:rPr>
+              <w:t>Notification Service (Centralized/External)</w:t>
+            </w:r>
+          </w:p>
+        </w:tc>
+        <w:tc>
+          <w:tcPr>
+            <w:tcW w:w="0" w:type="auto"/>
+            <w:tcBorders>
+              <w:bottom w:val="single" w:sz="4" w:space="0" w:color="E1E4E8"/>
+            </w:tcBorders>
+            <w:tcMar>
+              <w:top w:w="80" w:type="dxa"/>
+              <w:left w:w="120" w:type="dxa"/>
+              <w:bottom w:w="80" w:type="dxa"/>
+              <w:right w:w="120" w:type="dxa"/>
+            </w:tcMar>
+            <w:vAlign w:val="center"/>
+          </w:tcPr>
+          <w:p>
+            <w:pPr>
+              <w:pStyle w:val="MdTableCell"/>
+            </w:pPr>
+            <w:r>
+              <w:rPr>
+                <w:rStyle w:val="MdStrong"/>
+                <w:b w:val="0"/>
+                <w:bCs w:val="0"/>
+              </w:rPr>
+              <w:t>Notification Service (Local)</w:t>
+            </w:r>
+          </w:p>
+        </w:tc>
+        <w:tc>
+          <w:tcPr>
+            <w:tcW w:w="0" w:type="auto"/>
+            <w:tcBorders>
+              <w:bottom w:val="single" w:sz="4" w:space="0" w:color="E1E4E8"/>
+            </w:tcBorders>
+            <w:tcMar>
+              <w:top w:w="80" w:type="dxa"/>
+              <w:left w:w="120" w:type="dxa"/>
+              <w:bottom w:w="80" w:type="dxa"/>
+              <w:right w:w="120" w:type="dxa"/>
+            </w:tcMar>
+            <w:vAlign w:val="center"/>
+          </w:tcPr>
+          <w:p>
+            <w:pPr>
+              <w:pStyle w:val="MdTableCell"/>
+            </w:pPr>
+            <w:r>
+              <w:t>The actual service uses only local notifications, and there is no implementation for a centralized notification service or external SMS/Email service as implied by the initial diagram.</w:t>
+            </w:r>
+          </w:p>
+        </w:tc>
+      </w:tr>
+    </w:tbl>
+    <w:p>
+      <w:pPr>
+        <w:pStyle w:val="MdParagraph"/>
+      </w:pPr>
+      <w:r>
+        <w:rPr>
+          <w:rStyle w:val="MdStrong"/>
+          <w:b w:val="0"/>
+          <w:bCs w:val="0"/>
+        </w:rPr>
+        <w:t>Conclusion:</w:t>
+      </w:r>
+      <w:r>
+        <w:t xml:space="preserve"> There is a clear discrepancy between the initial architectural vision, which leans towards a distributed and scalable system (Microservices), and the actual implementation, which represents a monolithic application running on the local device. Achieving the initial vision requires developing separate backend services and replacing the local SQLite database with an API connection to a central database.</w:t>
+      </w:r>
+    </w:p>
+    <w:p>
+      <w:pPr>
+        <w:spacing w:after="80"/>
+        <w:jc w:val="both"/>
+        <w:rPr>
+          <w:rFonts w:ascii="Times New Roman" w:eastAsia="Times New Roman" w:hAnsi="Times New Roman" w:cs="Times New Roman"/>
+          <w:sz w:val="26"/>
+          <w:szCs w:val="26"/>
+          <w:lang w:val="en-GB"/>
+        </w:rPr>
+      </w:pPr>
     </w:p>
     <w:p>
       <w:pPr>
@@ -2427,7 +4706,6 @@
           <w:szCs w:val="26"/>
           <w:lang w:val="en-US"/>
         </w:rPr>
-        <w:lastRenderedPageBreak/>
         <w:t>Reduce memory usage</w:t>
       </w:r>
     </w:p>
@@ -2869,8 +5147,8 @@
       </w:pPr>
     </w:p>
     <w:sectPr>
-      <w:headerReference w:type="default" r:id="rId9"/>
-      <w:footerReference w:type="default" r:id="rId10"/>
+      <w:headerReference w:type="default" r:id="rId12"/>
+      <w:footerReference w:type="default" r:id="rId13"/>
       <w:pgSz w:w="11909" w:h="16834"/>
       <w:pgMar w:top="1440" w:right="1440" w:bottom="1440" w:left="1440" w:header="720" w:footer="720" w:gutter="0"/>
       <w:pgNumType w:start="1"/>
@@ -5294,6 +7572,91 @@
       <w:contextualSpacing/>
     </w:pPr>
   </w:style>
+  <w:style w:type="paragraph" w:customStyle="1" w:styleId="MdParagraph">
+    <w:name w:val="MdParagraph"/>
+    <w:qFormat/>
+    <w:rsid w:val="00026215"/>
+    <w:pPr>
+      <w:spacing w:before="120" w:after="120" w:line="240" w:lineRule="auto"/>
+    </w:pPr>
+    <w:rPr>
+      <w:rFonts w:ascii="Times New Roman" w:eastAsia="Times New Roman" w:hAnsi="Times New Roman" w:cs="Times New Roman"/>
+      <w:sz w:val="24"/>
+      <w:szCs w:val="24"/>
+      <w:lang w:val="en-GB" w:eastAsia="en-GB"/>
+    </w:rPr>
+  </w:style>
+  <w:style w:type="paragraph" w:customStyle="1" w:styleId="MdSpace">
+    <w:name w:val="MdSpace"/>
+    <w:qFormat/>
+    <w:rsid w:val="00026215"/>
+    <w:pPr>
+      <w:spacing w:line="240" w:lineRule="auto"/>
+    </w:pPr>
+    <w:rPr>
+      <w:rFonts w:ascii="Times New Roman" w:eastAsia="Times New Roman" w:hAnsi="Times New Roman" w:cs="Times New Roman"/>
+      <w:sz w:val="12"/>
+      <w:szCs w:val="12"/>
+      <w:lang w:val="en-GB" w:eastAsia="en-GB"/>
+    </w:rPr>
+  </w:style>
+  <w:style w:type="paragraph" w:customStyle="1" w:styleId="MdTableHeader">
+    <w:name w:val="MdTableHeader"/>
+    <w:qFormat/>
+    <w:rsid w:val="00026215"/>
+    <w:pPr>
+      <w:spacing w:before="60" w:after="60" w:line="240" w:lineRule="auto"/>
+    </w:pPr>
+    <w:rPr>
+      <w:rFonts w:ascii="Times New Roman" w:eastAsia="Times New Roman" w:hAnsi="Times New Roman" w:cs="Times New Roman"/>
+      <w:b/>
+      <w:bCs/>
+      <w:lang w:val="en-GB" w:eastAsia="en-GB"/>
+    </w:rPr>
+  </w:style>
+  <w:style w:type="paragraph" w:customStyle="1" w:styleId="MdTableCell">
+    <w:name w:val="MdTableCell"/>
+    <w:qFormat/>
+    <w:rsid w:val="00026215"/>
+    <w:pPr>
+      <w:spacing w:before="40" w:after="40" w:line="240" w:lineRule="auto"/>
+    </w:pPr>
+    <w:rPr>
+      <w:rFonts w:ascii="Times New Roman" w:eastAsia="Times New Roman" w:hAnsi="Times New Roman" w:cs="Times New Roman"/>
+      <w:sz w:val="20"/>
+      <w:szCs w:val="20"/>
+      <w:lang w:val="en-GB" w:eastAsia="en-GB"/>
+    </w:rPr>
+  </w:style>
+  <w:style w:type="character" w:customStyle="1" w:styleId="MdStrong">
+    <w:name w:val="MdStrong"/>
+    <w:uiPriority w:val="99"/>
+    <w:unhideWhenUsed/>
+    <w:qFormat/>
+    <w:rsid w:val="00026215"/>
+    <w:rPr>
+      <w:b/>
+      <w:bCs/>
+    </w:rPr>
+  </w:style>
+  <w:style w:type="paragraph" w:customStyle="1" w:styleId="MdHeading2">
+    <w:name w:val="MdHeading2"/>
+    <w:qFormat/>
+    <w:rsid w:val="00026215"/>
+    <w:pPr>
+      <w:keepNext/>
+      <w:spacing w:before="400" w:after="200" w:line="240" w:lineRule="auto"/>
+      <w:outlineLvl w:val="1"/>
+    </w:pPr>
+    <w:rPr>
+      <w:rFonts w:ascii="Times New Roman" w:eastAsia="Times New Roman" w:hAnsi="Times New Roman" w:cs="Times New Roman"/>
+      <w:b/>
+      <w:bCs/>
+      <w:sz w:val="32"/>
+      <w:szCs w:val="32"/>
+      <w:lang w:val="en-GB" w:eastAsia="en-GB"/>
+    </w:rPr>
+  </w:style>
 </w:styles>
 </file>
 
